--- a/templates/sanitized/bank-ten-tender-form.docx
+++ b/templates/sanitized/bank-ten-tender-form.docx
@@ -241,7 +241,7 @@
                 <w:rtl/>
                 <w:lang w:bidi="ar-AE"/>
               </w:rPr>
-              <w:t xml:space="preserve"/>
+              <w:t xml:space="preserve">‏</w:t>
             </w:r>
             <w:r>
               <w:rPr>
@@ -301,7 +301,7 @@
                 <w:szCs w:val="32"/>
                 <w:lang w:bidi="ar-AE"/>
               </w:rPr>
-              <w:t xml:space="preserve"/>
+              <w:t xml:space="preserve">‏</w:t>
             </w:r>
           </w:p>
         </w:tc>
@@ -458,7 +458,7 @@
                 <w:rtl/>
                 <w:lang w:bidi="ar-AE"/>
               </w:rPr>
-              <w:t xml:space="preserve"/>
+              <w:t xml:space="preserve">‏</w:t>
             </w:r>
             <w:r>
               <w:rPr>
@@ -712,7 +712,7 @@
                 <w:rtl/>
                 <w:lang w:bidi="ar-AE"/>
               </w:rPr>
-              <w:t xml:space="preserve"/>
+              <w:t xml:space="preserve">‏</w:t>
             </w:r>
             <w:r>
               <w:rPr>
@@ -819,7 +819,7 @@
                 <w:bCs/>
                 <w:rtl/>
               </w:rPr>
-              <w:t xml:space="preserve"/>
+              <w:t xml:space="preserve">‏</w:t>
             </w:r>
           </w:p>
         </w:tc>
@@ -1125,7 +1125,7 @@
                 <w:rtl/>
                 <w:lang w:bidi="ar-AE"/>
               </w:rPr>
-              <w:t xml:space="preserve"/>
+              <w:t xml:space="preserve">‏</w:t>
             </w:r>
             <w:r>
               <w:rPr>
@@ -2408,7 +2408,7 @@
                 <w:szCs w:val="28"/>
                 <w:lang w:bidi="ar-AE"/>
               </w:rPr>
-              <w:t xml:space="preserve"/>
+              <w:t xml:space="preserve">‏</w:t>
             </w:r>
             <w:r>
               <w:rPr>
